--- a/res/programmes/Data-Engineering-with-Spark-and-Kafka-33h.docx
+++ b/res/programmes/Data-Engineering-with-Spark-and-Kafka-33h.docx
@@ -198,7 +198,7 @@
         <w:pStyle w:val="ProgBody"/>
       </w:pPr>
       <w:r>
-        <w:t>This programme teaches participants to build batch and streaming data pipelines with open-source tools. They see how big data processing moved from HDFS and MapReduce to object storage and the lakehouse, process data with Spark DataFrames and Spark SQL, store it in Delta Lake and Apache Iceberg tables, and tune Spark jobs. They then run Kafka on KRaft, process event streams with Spark Structured Streaming, integrate systems with Kafka Connect and Schema Registry, and schedule and check pipelines with Airflow and data quality tests. Every chapter ends with a lab on a local stack, and the programme closes with a final project: real-time order analytics built and presented by each team.</w:t>
+        <w:t>This programme teaches participants to build batch and streaming data pipelines with open-source tools and Confluent Schema Registry. They see how big data processing moved from HDFS and MapReduce to object storage and the lakehouse, process data with Spark DataFrames and Spark SQL, store it in Delta Lake and Apache Iceberg tables, and tune Spark jobs. They then run Kafka on KRaft, process event streams with Spark Structured Streaming, integrate systems with Kafka Connect and Schema Registry, and schedule and check pipelines with Airflow and data quality tests. Every chapter ends with a lab on a local stack, and the programme closes with a final project: real-time order analytics built and presented by each team.</w:t>
       </w:r>
     </w:p>
     <w:p>
@@ -710,7 +710,7 @@
               <w:pStyle w:val="ProgTableText"/>
             </w:pPr>
             <w:r>
-              <w:t>Python for Data Science (course), or equivalent: Python, pandas and SQL. These are used, not taught</w:t>
+              <w:t>Python, pandas and SQL (course: Python for Data Science), or equivalent. These are used, not taught</w:t>
             </w:r>
           </w:p>
         </w:tc>
@@ -794,7 +794,7 @@
               <w:pStyle w:val="ProgTableText"/>
             </w:pPr>
             <w:r>
-              <w:t>Runs locally: one laptop per participant (16 GB RAM minimum, Docker, VS Code, Jupyter) with a Docker Compose stack prepared by the trainer: Spark, Kafka in KRaft mode, Schema Registry, Kafka Connect, Airflow and MinIO object storage; no cloud account or cost</w:t>
+              <w:t>Runs locally: one laptop per participant (16 GB RAM minimum, Docker, VS Code, Jupyter) with a Docker Compose stack prepared by the trainer: Spark, Kafka 4 (KRaft), Schema Registry, Kafka Connect, Airflow 3, MinIO and an Iceberg REST catalog, services started per phase; no cloud account or cost</w:t>
             </w:r>
           </w:p>
         </w:tc>
@@ -2001,7 +2001,7 @@
               <w:pStyle w:val="ProgTableText"/>
             </w:pPr>
             <w:r>
-              <w:t>A daily batch job scheduled by Airflow, data quality checks, a dashboard and a short design note</w:t>
+              <w:t>A daily batch job scheduled by Airflow, data quality checks, a Jupyter notebook dashboard and a short design note</w:t>
             </w:r>
           </w:p>
         </w:tc>
@@ -2140,7 +2140,7 @@
         <w:t>Stack</w:t>
       </w:r>
       <w:r>
-        <w:t xml:space="preserve">  Apache Kafka (KRaft), Schema Registry, Apache Spark (Structured Streaming, Spark SQL), Delta Lake or Apache Iceberg, MinIO, Apache Airflow, Python</w:t>
+        <w:t xml:space="preserve">  Apache Kafka (KRaft), Schema Registry, Apache Spark (Structured Streaming, Spark SQL), Delta Lake or Apache Iceberg, MinIO, Apache Airflow, Python, Jupyter</w:t>
       </w:r>
     </w:p>
     <w:p>

--- a/res/programmes/Data-Engineering-with-Spark-and-Kafka-33h.docx
+++ b/res/programmes/Data-Engineering-with-Spark-and-Kafka-33h.docx
@@ -32,7 +32,13 @@
                     <pic:cNvPicPr/>
                   </pic:nvPicPr>
                   <pic:blipFill>
-                    <a:blip r:embed="rId12"/>
+                    <a:blip r:embed="rId12">
+                      <a:extLst>
+                        <a:ext uri="{96DAC541-7B7A-43D3-8B79-37D633B846F1}">
+                          <asvg:svgBlip xmlns:asvg="http://schemas.microsoft.com/office/drawing/2016/SVG/main" r:embed="rId13"/>
+                        </a:ext>
+                      </a:extLst>
+                    </a:blip>
                     <a:stretch>
                       <a:fillRect/>
                     </a:stretch>
@@ -118,7 +124,7 @@
             <w:r>
               <w:drawing>
                 <wp:inline xmlns:a="http://schemas.openxmlformats.org/drawingml/2006/main" xmlns:pic="http://schemas.openxmlformats.org/drawingml/2006/picture">
-                  <wp:extent cx="516649" cy="486000"/>
+                  <wp:extent cx="516563" cy="486000"/>
                   <wp:docPr id="901" name="Picture 901"/>
                   <wp:cNvGraphicFramePr>
                     <a:graphicFrameLocks noChangeAspect="1"/>
@@ -131,7 +137,13 @@
                           <pic:cNvPicPr/>
                         </pic:nvPicPr>
                         <pic:blipFill>
-                          <a:blip r:embed="rId13"/>
+                          <a:blip r:embed="rId14">
+                            <a:extLst>
+                              <a:ext uri="{96DAC541-7B7A-43D3-8B79-37D633B846F1}">
+                                <asvg:svgBlip xmlns:asvg="http://schemas.microsoft.com/office/drawing/2016/SVG/main" r:embed="rId15"/>
+                              </a:ext>
+                            </a:extLst>
+                          </a:blip>
                           <a:stretch>
                             <a:fillRect/>
                           </a:stretch>
@@ -139,7 +151,7 @@
                         <pic:spPr>
                           <a:xfrm>
                             <a:off x="0" y="0"/>
-                            <a:ext cx="516649" cy="486000"/>
+                            <a:ext cx="516563" cy="486000"/>
                           </a:xfrm>
                           <a:prstGeom prst="rect"/>
                         </pic:spPr>
@@ -2181,7 +2193,7 @@
     <w:r>
       <w:drawing>
         <wp:inline xmlns:a="http://schemas.openxmlformats.org/drawingml/2006/main" xmlns:pic="http://schemas.openxmlformats.org/drawingml/2006/picture">
-          <wp:extent cx="114811" cy="108000"/>
+          <wp:extent cx="114792" cy="108000"/>
           <wp:docPr id="1" name="Picture 1"/>
           <wp:cNvGraphicFramePr>
             <a:graphicFrameLocks noChangeAspect="1"/>
@@ -2194,7 +2206,13 @@
                   <pic:cNvPicPr/>
                 </pic:nvPicPr>
                 <pic:blipFill>
-                  <a:blip r:embed="rId1"/>
+                  <a:blip r:embed="rId1">
+                    <a:extLst>
+                      <a:ext uri="{96DAC541-7B7A-43D3-8B79-37D633B846F1}">
+                        <asvg:svgBlip xmlns:asvg="http://schemas.microsoft.com/office/drawing/2016/SVG/main" r:embed="rId2"/>
+                      </a:ext>
+                    </a:extLst>
+                  </a:blip>
                   <a:stretch>
                     <a:fillRect/>
                   </a:stretch>
@@ -2202,7 +2220,7 @@
                 <pic:spPr>
                   <a:xfrm>
                     <a:off x="0" y="0"/>
-                    <a:ext cx="114811" cy="108000"/>
+                    <a:ext cx="114792" cy="108000"/>
                   </a:xfrm>
                   <a:prstGeom prst="rect"/>
                 </pic:spPr>
